--- a/paper/submission_forms/declaration_of_interests.docx
+++ b/paper/submission_forms/declaration_of_interests.docx
@@ -80,7 +80,7 @@
         <w:pStyle w:val="BodyText"/>
       </w:pPr>
       <w:r>
-        <w:t xml:space="preserve">Affiliation:  Department of Computer Science and Data Analytics, Indian Institute of Technology Patna, India</w:t>
+        <w:t xml:space="preserve">Affiliations:  Department of Computer Science and Data Analytics, Indian Institute of Technology Patna, India; and Vivekananda School of Engineering and Technology, Vivekananda Institute of Professional Studies - Technical Campus, New Delhi, India</w:t>
       </w:r>
     </w:p>
     <w:p>

--- a/paper/submission_forms/declaration_of_interests.docx
+++ b/paper/submission_forms/declaration_of_interests.docx
@@ -1,6 +1,6 @@
 
 <file path=word/document.xml><?xml version="1.0" encoding="utf-8"?>
-<w:document xmlns:w="http://schemas.openxmlformats.org/wordprocessingml/2006/main" xmlns:m="http://schemas.openxmlformats.org/officeDocument/2006/math" xmlns:r="http://schemas.openxmlformats.org/officeDocument/2006/relationships" xmlns:o="urn:schemas-microsoft-com:office:office" xmlns:v="urn:schemas-microsoft-com:vml" xmlns:w10="urn:schemas-microsoft-com:office:word" xmlns:a="http://schemas.openxmlformats.org/drawingml/2006/main" xmlns:pic="http://schemas.openxmlformats.org/drawingml/2006/picture" xmlns:wp="http://schemas.openxmlformats.org/drawingml/2006/wordprocessingDrawing">
+<w:document xmlns:wpc="http://schemas.microsoft.com/office/word/2010/wordprocessingCanvas" xmlns:cx="http://schemas.microsoft.com/office/drawing/2014/chartex" xmlns:cx1="http://schemas.microsoft.com/office/drawing/2015/9/8/chartex" xmlns:cx2="http://schemas.microsoft.com/office/drawing/2015/10/21/chartex" xmlns:cx3="http://schemas.microsoft.com/office/drawing/2016/5/9/chartex" xmlns:cx4="http://schemas.microsoft.com/office/drawing/2016/5/10/chartex" xmlns:cx5="http://schemas.microsoft.com/office/drawing/2016/5/11/chartex" xmlns:cx6="http://schemas.microsoft.com/office/drawing/2016/5/12/chartex" xmlns:cx7="http://schemas.microsoft.com/office/drawing/2016/5/13/chartex" xmlns:cx8="http://schemas.microsoft.com/office/drawing/2016/5/14/chartex" xmlns:mc="http://schemas.openxmlformats.org/markup-compatibility/2006" xmlns:aink="http://schemas.microsoft.com/office/drawing/2016/ink" xmlns:am3d="http://schemas.microsoft.com/office/drawing/2017/model3d" xmlns:o="urn:schemas-microsoft-com:office:office" xmlns:oel="http://schemas.microsoft.com/office/2019/extlst" xmlns:r="http://schemas.openxmlformats.org/officeDocument/2006/relationships" xmlns:m="http://schemas.openxmlformats.org/officeDocument/2006/math" xmlns:v="urn:schemas-microsoft-com:vml" xmlns:wp14="http://schemas.microsoft.com/office/word/2010/wordprocessingDrawing" xmlns:wp="http://schemas.openxmlformats.org/drawingml/2006/wordprocessingDrawing" xmlns:w10="urn:schemas-microsoft-com:office:word" xmlns:w="http://schemas.openxmlformats.org/wordprocessingml/2006/main" xmlns:w14="http://schemas.microsoft.com/office/word/2010/wordml" xmlns:w15="http://schemas.microsoft.com/office/word/2012/wordml" xmlns:w16cex="http://schemas.microsoft.com/office/word/2018/wordml/cex" xmlns:w16cid="http://schemas.microsoft.com/office/word/2016/wordml/cid" xmlns:w16="http://schemas.microsoft.com/office/word/2018/wordml" xmlns:w16du="http://schemas.microsoft.com/office/word/2023/wordml/word16du" xmlns:w16sdtdh="http://schemas.microsoft.com/office/word/2020/wordml/sdtdatahash" xmlns:w16sdtfl="http://schemas.microsoft.com/office/word/2024/wordml/sdtformatlock" xmlns:w16se="http://schemas.microsoft.com/office/word/2015/wordml/symex" xmlns:wpg="http://schemas.microsoft.com/office/word/2010/wordprocessingGroup" xmlns:wpi="http://schemas.microsoft.com/office/word/2010/wordprocessingInk" xmlns:wne="http://schemas.microsoft.com/office/word/2006/wordml" xmlns:wps="http://schemas.microsoft.com/office/word/2010/wordprocessingShape" mc:Ignorable="w14 w15 w16se w16cid w16 w16cex w16sdtdh w16sdtfl w16du wp14">
   <w:body>
     <w:p>
       <w:pPr>
@@ -8,34 +8,26 @@
       </w:pPr>
       <w:r>
         <w:rPr>
+          <w:b/>
           <w:bCs/>
-          <w:b/>
         </w:rPr>
-        <w:t xml:space="preserve">Declaration of interests</w:t>
+        <w:t>Declaration of interests</w:t>
       </w:r>
       <w:r>
         <w:br/>
-      </w:r>
-      <w:r>
-        <w:t xml:space="preserve"> </w:t>
+        <w:t> </w:t>
       </w:r>
       <w:r>
         <w:br/>
-      </w:r>
-      <w:r>
-        <w:t xml:space="preserve">☒ The author declares that he has no known competing financial interests or personal relationships that could have appeared to influence the work reported in this paper.</w:t>
+        <w:t>☒ The author declares that he has no known competing financial interests or personal relationships that could have appeared to influence the work reported in this paper.</w:t>
       </w:r>
       <w:r>
         <w:br/>
-      </w:r>
-      <w:r>
-        <w:t xml:space="preserve"> </w:t>
+        <w:t> </w:t>
       </w:r>
       <w:r>
         <w:br/>
-      </w:r>
-      <w:r>
-        <w:t xml:space="preserve">☐ The author declares the following financial interests/personal relationships which may be considered as potential competing interests:</w:t>
+        <w:t>☐ The author declares the following financial interests/personal relationships which may be considered as potential competing interests:</w:t>
       </w:r>
       <w:r>
         <w:br/>
@@ -47,21 +39,15 @@
       </w:pPr>
       <w:r>
         <w:br/>
-      </w:r>
-      <w:r>
-        <w:t xml:space="preserve"> </w:t>
+        <w:t> </w:t>
       </w:r>
       <w:r>
         <w:br/>
-      </w:r>
-      <w:r>
-        <w:t xml:space="preserve"> </w:t>
+        <w:t> </w:t>
       </w:r>
       <w:r>
         <w:br/>
-      </w:r>
-      <w:r>
-        <w:t xml:space="preserve"> </w:t>
+        <w:t> </w:t>
       </w:r>
       <w:r>
         <w:br/>
@@ -72,7 +58,7 @@
         <w:pStyle w:val="BodyText"/>
       </w:pPr>
       <w:r>
-        <w:t xml:space="preserve">Author:  Hardik</w:t>
+        <w:t>Author:  Hardik</w:t>
       </w:r>
     </w:p>
     <w:p>
@@ -80,7 +66,7 @@
         <w:pStyle w:val="BodyText"/>
       </w:pPr>
       <w:r>
-        <w:t xml:space="preserve">Affiliations:  Department of Computer Science and Data Analytics, Indian Institute of Technology Patna, India; and Vivekananda School of Engineering and Technology, Vivekananda Institute of Professional Studies - Technical Campus, New Delhi, India</w:t>
+        <w:t>Affiliations:  Department of Computer Science and Data Analytics, Indian Institute of Technology Patna, India; and Vivekananda School of Engineering and Technology, Vivekananda Institute of Professional Studies - Technical Campus, New Delhi, India</w:t>
       </w:r>
     </w:p>
     <w:p>
@@ -88,12 +74,18 @@
         <w:pStyle w:val="BodyText"/>
       </w:pPr>
       <w:r>
-        <w:t xml:space="preserve">Date:  ______________________</w:t>
+        <w:t>Date:  __</w:t>
+      </w:r>
+      <w:r>
+        <w:t>25/08/2026</w:t>
+      </w:r>
+      <w:r>
+        <w:t>_________________</w:t>
       </w:r>
     </w:p>
     <w:sectPr>
-      <w:pgSz w:h="15840" w:w="12240"/>
-      <w:pgMar w:bottom="1440" w:footer="720" w:gutter="0" w:header="720" w:left="1440" w:right="1440" w:top="1440"/>
+      <w:pgSz w:w="12240" w:h="15840"/>
+      <w:pgMar w:top="1440" w:right="1440" w:bottom="1440" w:left="1440" w:header="720" w:footer="720" w:gutter="0"/>
       <w:cols w:space="720"/>
       <w:docGrid w:linePitch="360"/>
     </w:sectPr>
@@ -101,12 +93,40 @@
 </w:document>
 </file>
 
-<file path=word/comments.xml><?xml version="1.0" encoding="utf-8"?>
-<w:comments xmlns:w="http://schemas.openxmlformats.org/wordprocessingml/2006/main" xmlns:m="http://schemas.openxmlformats.org/officeDocument/2006/math" xmlns:r="http://schemas.openxmlformats.org/officeDocument/2006/relationships" xmlns:o="urn:schemas-microsoft-com:office:office" xmlns:v="urn:schemas-microsoft-com:vml" xmlns:w10="urn:schemas-microsoft-com:office:word" xmlns:a="http://schemas.openxmlformats.org/drawingml/2006/main" xmlns:pic="http://schemas.openxmlformats.org/drawingml/2006/picture" xmlns:wp="http://schemas.openxmlformats.org/drawingml/2006/wordprocessingDrawing"/>
+<file path=word/endnotes.xml><?xml version="1.0" encoding="utf-8"?>
+<w:endnotes xmlns:wpc="http://schemas.microsoft.com/office/word/2010/wordprocessingCanvas" xmlns:cx="http://schemas.microsoft.com/office/drawing/2014/chartex" xmlns:cx1="http://schemas.microsoft.com/office/drawing/2015/9/8/chartex" xmlns:cx2="http://schemas.microsoft.com/office/drawing/2015/10/21/chartex" xmlns:cx3="http://schemas.microsoft.com/office/drawing/2016/5/9/chartex" xmlns:cx4="http://schemas.microsoft.com/office/drawing/2016/5/10/chartex" xmlns:cx5="http://schemas.microsoft.com/office/drawing/2016/5/11/chartex" xmlns:cx6="http://schemas.microsoft.com/office/drawing/2016/5/12/chartex" xmlns:cx7="http://schemas.microsoft.com/office/drawing/2016/5/13/chartex" xmlns:cx8="http://schemas.microsoft.com/office/drawing/2016/5/14/chartex" xmlns:mc="http://schemas.openxmlformats.org/markup-compatibility/2006" xmlns:aink="http://schemas.microsoft.com/office/drawing/2016/ink" xmlns:am3d="http://schemas.microsoft.com/office/drawing/2017/model3d" xmlns:o="urn:schemas-microsoft-com:office:office" xmlns:oel="http://schemas.microsoft.com/office/2019/extlst" xmlns:r="http://schemas.openxmlformats.org/officeDocument/2006/relationships" xmlns:m="http://schemas.openxmlformats.org/officeDocument/2006/math" xmlns:v="urn:schemas-microsoft-com:vml" xmlns:wp14="http://schemas.microsoft.com/office/word/2010/wordprocessingDrawing" xmlns:wp="http://schemas.openxmlformats.org/drawingml/2006/wordprocessingDrawing" xmlns:w10="urn:schemas-microsoft-com:office:word" xmlns:w="http://schemas.openxmlformats.org/wordprocessingml/2006/main" xmlns:w14="http://schemas.microsoft.com/office/word/2010/wordml" xmlns:w15="http://schemas.microsoft.com/office/word/2012/wordml" xmlns:w16cex="http://schemas.microsoft.com/office/word/2018/wordml/cex" xmlns:w16cid="http://schemas.microsoft.com/office/word/2016/wordml/cid" xmlns:w16="http://schemas.microsoft.com/office/word/2018/wordml" xmlns:w16du="http://schemas.microsoft.com/office/word/2023/wordml/word16du" xmlns:w16sdtdh="http://schemas.microsoft.com/office/word/2020/wordml/sdtdatahash" xmlns:w16sdtfl="http://schemas.microsoft.com/office/word/2024/wordml/sdtformatlock" xmlns:w16se="http://schemas.microsoft.com/office/word/2015/wordml/symex" xmlns:wpg="http://schemas.microsoft.com/office/word/2010/wordprocessingGroup" xmlns:wpi="http://schemas.microsoft.com/office/word/2010/wordprocessingInk" xmlns:wne="http://schemas.microsoft.com/office/word/2006/wordml" xmlns:wps="http://schemas.microsoft.com/office/word/2010/wordprocessingShape" mc:Ignorable="w14 w15 w16se w16cid w16 w16cex w16sdtdh w16sdtfl w16du wp14">
+  <w:endnote w:type="separator" w:id="-1">
+    <w:p>
+      <w:pPr>
+        <w:spacing w:after="0"/>
+      </w:pPr>
+      <w:r>
+        <w:separator/>
+      </w:r>
+    </w:p>
+  </w:endnote>
+  <w:endnote w:type="continuationSeparator" w:id="0">
+    <w:p>
+      <w:pPr>
+        <w:spacing w:after="0"/>
+      </w:pPr>
+      <w:r>
+        <w:continuationSeparator/>
+      </w:r>
+    </w:p>
+  </w:endnote>
+</w:endnotes>
 </file>
 
 <file path=word/footnotes.xml><?xml version="1.0" encoding="utf-8"?>
-<w:footnotes xmlns:w="http://schemas.openxmlformats.org/wordprocessingml/2006/main" xmlns:m="http://schemas.openxmlformats.org/officeDocument/2006/math" xmlns:r="http://schemas.openxmlformats.org/officeDocument/2006/relationships" xmlns:o="urn:schemas-microsoft-com:office:office" xmlns:v="urn:schemas-microsoft-com:vml" xmlns:w10="urn:schemas-microsoft-com:office:word" xmlns:a="http://schemas.openxmlformats.org/drawingml/2006/main" xmlns:pic="http://schemas.openxmlformats.org/drawingml/2006/picture" xmlns:wp="http://schemas.openxmlformats.org/drawingml/2006/wordprocessingDrawing">
+<w:footnotes xmlns:wpc="http://schemas.microsoft.com/office/word/2010/wordprocessingCanvas" xmlns:cx="http://schemas.microsoft.com/office/drawing/2014/chartex" xmlns:cx1="http://schemas.microsoft.com/office/drawing/2015/9/8/chartex" xmlns:cx2="http://schemas.microsoft.com/office/drawing/2015/10/21/chartex" xmlns:cx3="http://schemas.microsoft.com/office/drawing/2016/5/9/chartex" xmlns:cx4="http://schemas.microsoft.com/office/drawing/2016/5/10/chartex" xmlns:cx5="http://schemas.microsoft.com/office/drawing/2016/5/11/chartex" xmlns:cx6="http://schemas.microsoft.com/office/drawing/2016/5/12/chartex" xmlns:cx7="http://schemas.microsoft.com/office/drawing/2016/5/13/chartex" xmlns:cx8="http://schemas.microsoft.com/office/drawing/2016/5/14/chartex" xmlns:mc="http://schemas.openxmlformats.org/markup-compatibility/2006" xmlns:aink="http://schemas.microsoft.com/office/drawing/2016/ink" xmlns:am3d="http://schemas.microsoft.com/office/drawing/2017/model3d" xmlns:o="urn:schemas-microsoft-com:office:office" xmlns:oel="http://schemas.microsoft.com/office/2019/extlst" xmlns:r="http://schemas.openxmlformats.org/officeDocument/2006/relationships" xmlns:m="http://schemas.openxmlformats.org/officeDocument/2006/math" xmlns:v="urn:schemas-microsoft-com:vml" xmlns:wp14="http://schemas.microsoft.com/office/word/2010/wordprocessingDrawing" xmlns:wp="http://schemas.openxmlformats.org/drawingml/2006/wordprocessingDrawing" xmlns:w10="urn:schemas-microsoft-com:office:word" xmlns:w="http://schemas.openxmlformats.org/wordprocessingml/2006/main" xmlns:w14="http://schemas.microsoft.com/office/word/2010/wordml" xmlns:w15="http://schemas.microsoft.com/office/word/2012/wordml" xmlns:w16cex="http://schemas.microsoft.com/office/word/2018/wordml/cex" xmlns:w16cid="http://schemas.microsoft.com/office/word/2016/wordml/cid" xmlns:w16="http://schemas.microsoft.com/office/word/2018/wordml" xmlns:w16du="http://schemas.microsoft.com/office/word/2023/wordml/word16du" xmlns:w16sdtdh="http://schemas.microsoft.com/office/word/2020/wordml/sdtdatahash" xmlns:w16sdtfl="http://schemas.microsoft.com/office/word/2024/wordml/sdtformatlock" xmlns:w16se="http://schemas.microsoft.com/office/word/2015/wordml/symex" xmlns:wpg="http://schemas.microsoft.com/office/word/2010/wordprocessingGroup" xmlns:wpi="http://schemas.microsoft.com/office/word/2010/wordprocessingInk" xmlns:wne="http://schemas.microsoft.com/office/word/2006/wordml" xmlns:wps="http://schemas.microsoft.com/office/word/2010/wordprocessingShape" mc:Ignorable="w14 w15 w16se w16cid w16 w16cex w16sdtdh w16sdtfl w16du wp14">
+  <w:footnote w:type="separator" w:id="-1">
+    <w:p>
+      <w:r>
+        <w:separator/>
+      </w:r>
+    </w:p>
+  </w:footnote>
   <w:footnote w:type="continuationSeparator" w:id="0">
     <w:p>
       <w:r>
@@ -114,21 +134,15 @@
       </w:r>
     </w:p>
   </w:footnote>
-  <w:footnote w:type="separator" w:id="-1">
-    <w:p>
-      <w:r>
-        <w:separator/>
-      </w:r>
-    </w:p>
-  </w:footnote>
 </w:footnotes>
 </file>
 
 <file path=word/numbering.xml><?xml version="1.0" encoding="utf-8"?>
-<w:numbering xmlns:w="http://schemas.openxmlformats.org/wordprocessingml/2006/main">
-  <w:abstractNum w:abstractNumId="990">
-    <w:nsid w:val="A990"/>
+<w:numbering xmlns:wpc="http://schemas.microsoft.com/office/word/2010/wordprocessingCanvas" xmlns:cx="http://schemas.microsoft.com/office/drawing/2014/chartex" xmlns:cx1="http://schemas.microsoft.com/office/drawing/2015/9/8/chartex" xmlns:cx2="http://schemas.microsoft.com/office/drawing/2015/10/21/chartex" xmlns:cx3="http://schemas.microsoft.com/office/drawing/2016/5/9/chartex" xmlns:cx4="http://schemas.microsoft.com/office/drawing/2016/5/10/chartex" xmlns:cx5="http://schemas.microsoft.com/office/drawing/2016/5/11/chartex" xmlns:cx6="http://schemas.microsoft.com/office/drawing/2016/5/12/chartex" xmlns:cx7="http://schemas.microsoft.com/office/drawing/2016/5/13/chartex" xmlns:cx8="http://schemas.microsoft.com/office/drawing/2016/5/14/chartex" xmlns:mc="http://schemas.openxmlformats.org/markup-compatibility/2006" xmlns:aink="http://schemas.microsoft.com/office/drawing/2016/ink" xmlns:am3d="http://schemas.microsoft.com/office/drawing/2017/model3d" xmlns:o="urn:schemas-microsoft-com:office:office" xmlns:oel="http://schemas.microsoft.com/office/2019/extlst" xmlns:r="http://schemas.openxmlformats.org/officeDocument/2006/relationships" xmlns:m="http://schemas.openxmlformats.org/officeDocument/2006/math" xmlns:v="urn:schemas-microsoft-com:vml" xmlns:wp14="http://schemas.microsoft.com/office/word/2010/wordprocessingDrawing" xmlns:wp="http://schemas.openxmlformats.org/drawingml/2006/wordprocessingDrawing" xmlns:w10="urn:schemas-microsoft-com:office:word" xmlns:w="http://schemas.openxmlformats.org/wordprocessingml/2006/main" xmlns:w14="http://schemas.microsoft.com/office/word/2010/wordml" xmlns:w15="http://schemas.microsoft.com/office/word/2012/wordml" xmlns:w16cex="http://schemas.microsoft.com/office/word/2018/wordml/cex" xmlns:w16cid="http://schemas.microsoft.com/office/word/2016/wordml/cid" xmlns:w16="http://schemas.microsoft.com/office/word/2018/wordml" xmlns:w16du="http://schemas.microsoft.com/office/word/2023/wordml/word16du" xmlns:w16sdtdh="http://schemas.microsoft.com/office/word/2020/wordml/sdtdatahash" xmlns:w16sdtfl="http://schemas.microsoft.com/office/word/2024/wordml/sdtformatlock" xmlns:w16se="http://schemas.microsoft.com/office/word/2015/wordml/symex" xmlns:wpg="http://schemas.microsoft.com/office/word/2010/wordprocessingGroup" xmlns:wpi="http://schemas.microsoft.com/office/word/2010/wordprocessingInk" xmlns:wne="http://schemas.microsoft.com/office/word/2006/wordml" xmlns:wps="http://schemas.microsoft.com/office/word/2010/wordprocessingShape" mc:Ignorable="w14 w15 w16se w16cid w16 w16cex w16sdtdh w16sdtfl w16du wp14">
+  <w:abstractNum w:abstractNumId="0" w15:restartNumberingAfterBreak="0">
+    <w:nsid w:val="0000A990"/>
     <w:multiLevelType w:val="multilevel"/>
+    <w:tmpl w:val="900A7A48"/>
     <w:lvl w:ilvl="0">
       <w:numFmt w:val="bullet"/>
       <w:lvlText w:val=" "/>
@@ -202,36 +216,36 @@
       </w:pPr>
     </w:lvl>
   </w:abstractNum>
-  <w:num w:numId="1000">
-    <w:abstractNumId w:val="990"/>
+  <w:num w:numId="1" w16cid:durableId="1416435350">
+    <w:abstractNumId w:val="0"/>
   </w:num>
 </w:numbering>
 </file>
 
 <file path=word/styles.xml><?xml version="1.0" encoding="utf-8"?>
-<w:styles xmlns:mc="http://schemas.openxmlformats.org/markup-compatibility/2006" xmlns:r="http://schemas.openxmlformats.org/officeDocument/2006/relationships" xmlns:w="http://schemas.openxmlformats.org/wordprocessingml/2006/main" xmlns:w14="http://schemas.microsoft.com/office/word/2010/wordml" xmlns:w15="http://schemas.microsoft.com/office/word/2012/wordml" xmlns:w16="http://schemas.microsoft.com/office/word/2018/wordml" xmlns:w16cex="http://schemas.microsoft.com/office/word/2018/wordml/cex" xmlns:w16cid="http://schemas.microsoft.com/office/word/2016/wordml/cid" xmlns:w16se="http://schemas.microsoft.com/office/word/2015/wordml/symex" mc:Ignorable="w14 w15 w16se w16cid w16 w16cex">
+<w:styles xmlns:mc="http://schemas.openxmlformats.org/markup-compatibility/2006" xmlns:r="http://schemas.openxmlformats.org/officeDocument/2006/relationships" xmlns:w="http://schemas.openxmlformats.org/wordprocessingml/2006/main" xmlns:w14="http://schemas.microsoft.com/office/word/2010/wordml" xmlns:w15="http://schemas.microsoft.com/office/word/2012/wordml" xmlns:w16cex="http://schemas.microsoft.com/office/word/2018/wordml/cex" xmlns:w16cid="http://schemas.microsoft.com/office/word/2016/wordml/cid" xmlns:w16="http://schemas.microsoft.com/office/word/2018/wordml" xmlns:w16du="http://schemas.microsoft.com/office/word/2023/wordml/word16du" xmlns:w16sdtdh="http://schemas.microsoft.com/office/word/2020/wordml/sdtdatahash" xmlns:w16sdtfl="http://schemas.microsoft.com/office/word/2024/wordml/sdtformatlock" xmlns:w16se="http://schemas.microsoft.com/office/word/2015/wordml/symex" mc:Ignorable="w14 w15 w16se w16cid w16 w16cex w16sdtdh w16sdtfl w16du">
   <w:docDefaults>
     <w:rPrDefault>
       <w:rPr>
-        <w:rFonts w:asciiTheme="minorHAnsi" w:cstheme="minorBidi" w:eastAsiaTheme="minorHAnsi" w:hAnsiTheme="minorHAnsi"/>
+        <w:rFonts w:asciiTheme="minorHAnsi" w:eastAsiaTheme="minorHAnsi" w:hAnsiTheme="minorHAnsi" w:cstheme="minorBidi"/>
         <w:sz w:val="24"/>
         <w:szCs w:val="24"/>
-        <w:lang w:bidi="ar-SA" w:eastAsia="en-US" w:val="en-US"/>
+        <w:lang w:val="en-US" w:eastAsia="en-US" w:bidi="ar-SA"/>
       </w:rPr>
     </w:rPrDefault>
     <w:pPrDefault/>
   </w:docDefaults>
-  <w:latentStyles w:count="376" w:defLockedState="0" w:defQFormat="0" w:defSemiHidden="0" w:defUIPriority="99" w:defUnhideWhenUsed="0">
-    <w:lsdException w:name="Normal" w:qFormat="1" w:uiPriority="0"/>
-    <w:lsdException w:name="heading 1" w:qFormat="1" w:uiPriority="9"/>
-    <w:lsdException w:name="heading 2" w:qFormat="1" w:semiHidden="1" w:uiPriority="9" w:unhideWhenUsed="1"/>
-    <w:lsdException w:name="heading 3" w:qFormat="1" w:semiHidden="1" w:uiPriority="9" w:unhideWhenUsed="1"/>
-    <w:lsdException w:name="heading 4" w:qFormat="1" w:semiHidden="1" w:uiPriority="9" w:unhideWhenUsed="1"/>
-    <w:lsdException w:name="heading 5" w:qFormat="1" w:semiHidden="1" w:uiPriority="9" w:unhideWhenUsed="1"/>
-    <w:lsdException w:name="heading 6" w:qFormat="1" w:semiHidden="1" w:uiPriority="9" w:unhideWhenUsed="1"/>
-    <w:lsdException w:name="heading 7" w:qFormat="1" w:semiHidden="1" w:uiPriority="9" w:unhideWhenUsed="1"/>
-    <w:lsdException w:name="heading 8" w:qFormat="1" w:semiHidden="1" w:uiPriority="9" w:unhideWhenUsed="1"/>
-    <w:lsdException w:name="heading 9" w:qFormat="1" w:semiHidden="1" w:uiPriority="9" w:unhideWhenUsed="1"/>
+  <w:latentStyles w:defLockedState="0" w:defUIPriority="99" w:defSemiHidden="0" w:defUnhideWhenUsed="0" w:defQFormat="0" w:count="376">
+    <w:lsdException w:name="Normal" w:uiPriority="0" w:qFormat="1"/>
+    <w:lsdException w:name="heading 1" w:uiPriority="9" w:qFormat="1"/>
+    <w:lsdException w:name="heading 2" w:semiHidden="1" w:uiPriority="9" w:unhideWhenUsed="1" w:qFormat="1"/>
+    <w:lsdException w:name="heading 3" w:semiHidden="1" w:uiPriority="9" w:unhideWhenUsed="1" w:qFormat="1"/>
+    <w:lsdException w:name="heading 4" w:semiHidden="1" w:uiPriority="9" w:unhideWhenUsed="1" w:qFormat="1"/>
+    <w:lsdException w:name="heading 5" w:semiHidden="1" w:uiPriority="9" w:unhideWhenUsed="1" w:qFormat="1"/>
+    <w:lsdException w:name="heading 6" w:semiHidden="1" w:uiPriority="9" w:unhideWhenUsed="1" w:qFormat="1"/>
+    <w:lsdException w:name="heading 7" w:semiHidden="1" w:uiPriority="9" w:unhideWhenUsed="1" w:qFormat="1"/>
+    <w:lsdException w:name="heading 8" w:semiHidden="1" w:uiPriority="9" w:unhideWhenUsed="1" w:qFormat="1"/>
+    <w:lsdException w:name="heading 9" w:semiHidden="1" w:uiPriority="9" w:unhideWhenUsed="1" w:qFormat="1"/>
     <w:lsdException w:name="index 1" w:semiHidden="1" w:unhideWhenUsed="1"/>
     <w:lsdException w:name="index 2" w:semiHidden="1" w:unhideWhenUsed="1"/>
     <w:lsdException w:name="index 3" w:semiHidden="1" w:unhideWhenUsed="1"/>
@@ -251,12 +265,12 @@
     <w:lsdException w:name="toc 8" w:semiHidden="1" w:uiPriority="39" w:unhideWhenUsed="1"/>
     <w:lsdException w:name="toc 9" w:semiHidden="1" w:uiPriority="39" w:unhideWhenUsed="1"/>
     <w:lsdException w:name="Normal Indent" w:semiHidden="1" w:unhideWhenUsed="1"/>
-    <w:lsdException w:name="footnote text" w:qFormat="1" w:semiHidden="1" w:uiPriority="9" w:unhideWhenUsed="1"/>
+    <w:lsdException w:name="footnote text" w:semiHidden="1" w:uiPriority="9" w:unhideWhenUsed="1" w:qFormat="1"/>
     <w:lsdException w:name="annotation text" w:semiHidden="1" w:unhideWhenUsed="1"/>
     <w:lsdException w:name="header" w:semiHidden="1" w:unhideWhenUsed="1"/>
     <w:lsdException w:name="footer" w:semiHidden="1" w:unhideWhenUsed="1"/>
     <w:lsdException w:name="index heading" w:semiHidden="1" w:unhideWhenUsed="1"/>
-    <w:lsdException w:name="caption" w:qFormat="1" w:semiHidden="1" w:uiPriority="35" w:unhideWhenUsed="1"/>
+    <w:lsdException w:name="caption" w:semiHidden="1" w:uiPriority="35" w:unhideWhenUsed="1" w:qFormat="1"/>
     <w:lsdException w:name="table of figures" w:semiHidden="1" w:unhideWhenUsed="1"/>
     <w:lsdException w:name="envelope address" w:semiHidden="1" w:unhideWhenUsed="1"/>
     <w:lsdException w:name="envelope return" w:semiHidden="1" w:unhideWhenUsed="1"/>
@@ -284,7 +298,7 @@
     <w:lsdException w:name="List Number 3" w:semiHidden="1" w:unhideWhenUsed="1"/>
     <w:lsdException w:name="List Number 4" w:semiHidden="1" w:unhideWhenUsed="1"/>
     <w:lsdException w:name="List Number 5" w:semiHidden="1" w:unhideWhenUsed="1"/>
-    <w:lsdException w:name="Title" w:qFormat="1" w:uiPriority="0"/>
+    <w:lsdException w:name="Title" w:uiPriority="0" w:qFormat="1"/>
     <w:lsdException w:name="Closing" w:semiHidden="1" w:unhideWhenUsed="1"/>
     <w:lsdException w:name="Signature" w:semiHidden="1" w:unhideWhenUsed="1"/>
     <w:lsdException w:name="Default Paragraph Font" w:semiHidden="1" w:uiPriority="1" w:unhideWhenUsed="1"/>
@@ -296,9 +310,9 @@
     <w:lsdException w:name="List Continue 4" w:semiHidden="1" w:unhideWhenUsed="1"/>
     <w:lsdException w:name="List Continue 5" w:semiHidden="1" w:unhideWhenUsed="1"/>
     <w:lsdException w:name="Message Header" w:semiHidden="1" w:unhideWhenUsed="1"/>
-    <w:lsdException w:name="Subtitle" w:qFormat="1" w:uiPriority="0"/>
+    <w:lsdException w:name="Subtitle" w:uiPriority="0" w:qFormat="1"/>
     <w:lsdException w:name="Salutation" w:semiHidden="1" w:unhideWhenUsed="1"/>
-    <w:lsdException w:name="Date" w:qFormat="1" w:semiHidden="1" w:uiPriority="0" w:unhideWhenUsed="1"/>
+    <w:lsdException w:name="Date" w:semiHidden="1" w:uiPriority="0" w:unhideWhenUsed="1" w:qFormat="1"/>
     <w:lsdException w:name="Body Text First Indent" w:semiHidden="1" w:unhideWhenUsed="1"/>
     <w:lsdException w:name="Body Text First Indent 2" w:semiHidden="1" w:unhideWhenUsed="1"/>
     <w:lsdException w:name="Note Heading" w:semiHidden="1" w:unhideWhenUsed="1"/>
@@ -306,11 +320,11 @@
     <w:lsdException w:name="Body Text 3" w:semiHidden="1" w:unhideWhenUsed="1"/>
     <w:lsdException w:name="Body Text Indent 2" w:semiHidden="1" w:unhideWhenUsed="1"/>
     <w:lsdException w:name="Body Text Indent 3" w:semiHidden="1" w:unhideWhenUsed="1"/>
-    <w:lsdException w:name="Block Text" w:qFormat="1" w:semiHidden="1" w:uiPriority="9" w:unhideWhenUsed="1"/>
+    <w:lsdException w:name="Block Text" w:semiHidden="1" w:uiPriority="9" w:unhideWhenUsed="1" w:qFormat="1"/>
     <w:lsdException w:name="Hyperlink" w:semiHidden="1" w:uiPriority="0" w:unhideWhenUsed="1"/>
     <w:lsdException w:name="FollowedHyperlink" w:semiHidden="1" w:unhideWhenUsed="1"/>
-    <w:lsdException w:name="Strong" w:qFormat="1" w:uiPriority="22"/>
-    <w:lsdException w:name="Emphasis" w:qFormat="1" w:uiPriority="20"/>
+    <w:lsdException w:name="Strong" w:uiPriority="22" w:qFormat="1"/>
+    <w:lsdException w:name="Emphasis" w:uiPriority="20" w:qFormat="1"/>
     <w:lsdException w:name="Document Map" w:semiHidden="1" w:unhideWhenUsed="1"/>
     <w:lsdException w:name="Plain Text" w:semiHidden="1" w:unhideWhenUsed="1"/>
     <w:lsdException w:name="E-mail Signature" w:semiHidden="1" w:unhideWhenUsed="1"/>
@@ -379,7 +393,7 @@
     <w:lsdException w:name="Table Grid" w:uiPriority="39"/>
     <w:lsdException w:name="Table Theme" w:semiHidden="1" w:unhideWhenUsed="1"/>
     <w:lsdException w:name="Placeholder Text" w:semiHidden="1"/>
-    <w:lsdException w:name="No Spacing" w:qFormat="1" w:uiPriority="1"/>
+    <w:lsdException w:name="No Spacing" w:uiPriority="1" w:qFormat="1"/>
     <w:lsdException w:name="Light Shading" w:uiPriority="60"/>
     <w:lsdException w:name="Light List" w:uiPriority="61"/>
     <w:lsdException w:name="Light Grid" w:uiPriority="62"/>
@@ -401,9 +415,9 @@
     <w:lsdException w:name="Medium Shading 2 Accent 1" w:uiPriority="64"/>
     <w:lsdException w:name="Medium List 1 Accent 1" w:uiPriority="65"/>
     <w:lsdException w:name="Revision" w:semiHidden="1"/>
-    <w:lsdException w:name="List Paragraph" w:qFormat="1" w:uiPriority="34"/>
-    <w:lsdException w:name="Quote" w:qFormat="1" w:uiPriority="29"/>
-    <w:lsdException w:name="Intense Quote" w:qFormat="1" w:uiPriority="30"/>
+    <w:lsdException w:name="List Paragraph" w:uiPriority="34" w:qFormat="1"/>
+    <w:lsdException w:name="Quote" w:uiPriority="29" w:qFormat="1"/>
+    <w:lsdException w:name="Intense Quote" w:uiPriority="30" w:qFormat="1"/>
     <w:lsdException w:name="Medium List 2 Accent 1" w:uiPriority="66"/>
     <w:lsdException w:name="Medium Grid 1 Accent 1" w:uiPriority="67"/>
     <w:lsdException w:name="Medium Grid 2 Accent 1" w:uiPriority="68"/>
@@ -482,13 +496,13 @@
     <w:lsdException w:name="Colorful Shading Accent 6" w:uiPriority="71"/>
     <w:lsdException w:name="Colorful List Accent 6" w:uiPriority="72"/>
     <w:lsdException w:name="Colorful Grid Accent 6" w:uiPriority="73"/>
-    <w:lsdException w:name="Subtle Emphasis" w:qFormat="1" w:uiPriority="19"/>
-    <w:lsdException w:name="Intense Emphasis" w:qFormat="1" w:uiPriority="21"/>
-    <w:lsdException w:name="Subtle Reference" w:qFormat="1" w:uiPriority="31"/>
-    <w:lsdException w:name="Intense Reference" w:qFormat="1" w:uiPriority="32"/>
-    <w:lsdException w:name="Book Title" w:qFormat="1" w:uiPriority="33"/>
+    <w:lsdException w:name="Subtle Emphasis" w:uiPriority="19" w:qFormat="1"/>
+    <w:lsdException w:name="Intense Emphasis" w:uiPriority="21" w:qFormat="1"/>
+    <w:lsdException w:name="Subtle Reference" w:uiPriority="31" w:qFormat="1"/>
+    <w:lsdException w:name="Intense Reference" w:uiPriority="32" w:qFormat="1"/>
+    <w:lsdException w:name="Book Title" w:uiPriority="33" w:qFormat="1"/>
     <w:lsdException w:name="Bibliography" w:semiHidden="1" w:uiPriority="37" w:unhideWhenUsed="1"/>
-    <w:lsdException w:name="TOC Heading" w:qFormat="1" w:semiHidden="1" w:uiPriority="39" w:unhideWhenUsed="1"/>
+    <w:lsdException w:name="TOC Heading" w:semiHidden="1" w:uiPriority="39" w:unhideWhenUsed="1" w:qFormat="1"/>
     <w:lsdException w:name="Plain Table 1" w:uiPriority="41"/>
     <w:lsdException w:name="Plain Table 2" w:uiPriority="42"/>
     <w:lsdException w:name="Plain Table 3" w:uiPriority="43"/>
@@ -599,7 +613,7 @@
     <w:lsdException w:name="Unresolved Mention" w:semiHidden="1" w:unhideWhenUsed="1"/>
     <w:lsdException w:name="Smart Link" w:semiHidden="1" w:unhideWhenUsed="1"/>
   </w:latentStyles>
-  <w:style w:default="1" w:styleId="Normal" w:type="paragraph">
+  <w:style w:type="paragraph" w:default="1" w:styleId="Normal">
     <w:name w:val="Normal"/>
     <w:qFormat/>
     <w:rsid w:val="007A3F98"/>
@@ -607,7 +621,7 @@
       <w:spacing w:after="200"/>
     </w:pPr>
   </w:style>
-  <w:style w:styleId="Heading1" w:type="paragraph">
+  <w:style w:type="paragraph" w:styleId="Heading1">
     <w:name w:val="heading 1"/>
     <w:basedOn w:val="Normal"/>
     <w:next w:val="BodyText"/>
@@ -618,19 +632,19 @@
     <w:pPr>
       <w:keepNext/>
       <w:keepLines/>
-      <w:spacing w:after="0" w:before="480"/>
+      <w:spacing w:before="480" w:after="0"/>
       <w:outlineLvl w:val="0"/>
     </w:pPr>
     <w:rPr>
-      <w:rFonts w:asciiTheme="majorHAnsi" w:cstheme="majorBidi" w:eastAsiaTheme="majorEastAsia" w:hAnsiTheme="majorHAnsi"/>
+      <w:rFonts w:asciiTheme="majorHAnsi" w:eastAsiaTheme="majorEastAsia" w:hAnsiTheme="majorHAnsi" w:cstheme="majorBidi"/>
       <w:b/>
       <w:bCs/>
-      <w:color w:themeColor="accent1" w:val="4472C4"/>
+      <w:color w:val="4472C4" w:themeColor="accent1"/>
       <w:sz w:val="32"/>
       <w:szCs w:val="32"/>
     </w:rPr>
   </w:style>
-  <w:style w:styleId="Heading2" w:type="paragraph">
+  <w:style w:type="paragraph" w:styleId="Heading2">
     <w:name w:val="heading 2"/>
     <w:basedOn w:val="Normal"/>
     <w:next w:val="BodyText"/>
@@ -642,19 +656,19 @@
     <w:pPr>
       <w:keepNext/>
       <w:keepLines/>
-      <w:spacing w:after="0" w:before="200"/>
+      <w:spacing w:before="200" w:after="0"/>
       <w:outlineLvl w:val="1"/>
     </w:pPr>
     <w:rPr>
-      <w:rFonts w:asciiTheme="majorHAnsi" w:cstheme="majorBidi" w:eastAsiaTheme="majorEastAsia" w:hAnsiTheme="majorHAnsi"/>
+      <w:rFonts w:asciiTheme="majorHAnsi" w:eastAsiaTheme="majorEastAsia" w:hAnsiTheme="majorHAnsi" w:cstheme="majorBidi"/>
       <w:b/>
       <w:bCs/>
-      <w:color w:themeColor="accent1" w:val="4472C4"/>
+      <w:color w:val="4472C4" w:themeColor="accent1"/>
       <w:sz w:val="28"/>
       <w:szCs w:val="28"/>
     </w:rPr>
   </w:style>
-  <w:style w:styleId="Heading3" w:type="paragraph">
+  <w:style w:type="paragraph" w:styleId="Heading3">
     <w:name w:val="heading 3"/>
     <w:basedOn w:val="Normal"/>
     <w:next w:val="BodyText"/>
@@ -666,17 +680,17 @@
     <w:pPr>
       <w:keepNext/>
       <w:keepLines/>
-      <w:spacing w:after="0" w:before="200"/>
+      <w:spacing w:before="200" w:after="0"/>
       <w:outlineLvl w:val="2"/>
     </w:pPr>
     <w:rPr>
-      <w:rFonts w:asciiTheme="majorHAnsi" w:cstheme="majorBidi" w:eastAsiaTheme="majorEastAsia" w:hAnsiTheme="majorHAnsi"/>
+      <w:rFonts w:asciiTheme="majorHAnsi" w:eastAsiaTheme="majorEastAsia" w:hAnsiTheme="majorHAnsi" w:cstheme="majorBidi"/>
       <w:b/>
       <w:bCs/>
-      <w:color w:themeColor="accent1" w:val="4472C4"/>
-    </w:rPr>
-  </w:style>
-  <w:style w:styleId="Heading4" w:type="paragraph">
+      <w:color w:val="4472C4" w:themeColor="accent1"/>
+    </w:rPr>
+  </w:style>
+  <w:style w:type="paragraph" w:styleId="Heading4">
     <w:name w:val="heading 4"/>
     <w:basedOn w:val="Normal"/>
     <w:next w:val="BodyText"/>
@@ -688,17 +702,17 @@
     <w:pPr>
       <w:keepNext/>
       <w:keepLines/>
-      <w:spacing w:after="0" w:before="200"/>
+      <w:spacing w:before="200" w:after="0"/>
       <w:outlineLvl w:val="3"/>
     </w:pPr>
     <w:rPr>
-      <w:rFonts w:asciiTheme="majorHAnsi" w:cstheme="majorBidi" w:eastAsiaTheme="majorEastAsia" w:hAnsiTheme="majorHAnsi"/>
+      <w:rFonts w:asciiTheme="majorHAnsi" w:eastAsiaTheme="majorEastAsia" w:hAnsiTheme="majorHAnsi" w:cstheme="majorBidi"/>
       <w:bCs/>
       <w:i/>
-      <w:color w:themeColor="accent1" w:val="4472C4"/>
-    </w:rPr>
-  </w:style>
-  <w:style w:styleId="Heading5" w:type="paragraph">
+      <w:color w:val="4472C4" w:themeColor="accent1"/>
+    </w:rPr>
+  </w:style>
+  <w:style w:type="paragraph" w:styleId="Heading5">
     <w:name w:val="heading 5"/>
     <w:basedOn w:val="Normal"/>
     <w:next w:val="BodyText"/>
@@ -710,16 +724,16 @@
     <w:pPr>
       <w:keepNext/>
       <w:keepLines/>
-      <w:spacing w:after="0" w:before="200"/>
+      <w:spacing w:before="200" w:after="0"/>
       <w:outlineLvl w:val="4"/>
     </w:pPr>
     <w:rPr>
-      <w:rFonts w:asciiTheme="majorHAnsi" w:cstheme="majorBidi" w:eastAsiaTheme="majorEastAsia" w:hAnsiTheme="majorHAnsi"/>
+      <w:rFonts w:asciiTheme="majorHAnsi" w:eastAsiaTheme="majorEastAsia" w:hAnsiTheme="majorHAnsi" w:cstheme="majorBidi"/>
       <w:iCs/>
-      <w:color w:themeColor="accent1" w:val="4472C4"/>
-    </w:rPr>
-  </w:style>
-  <w:style w:styleId="Heading6" w:type="paragraph">
+      <w:color w:val="4472C4" w:themeColor="accent1"/>
+    </w:rPr>
+  </w:style>
+  <w:style w:type="paragraph" w:styleId="Heading6">
     <w:name w:val="heading 6"/>
     <w:basedOn w:val="Normal"/>
     <w:next w:val="BodyText"/>
@@ -731,15 +745,15 @@
     <w:pPr>
       <w:keepNext/>
       <w:keepLines/>
-      <w:spacing w:after="0" w:before="200"/>
+      <w:spacing w:before="200" w:after="0"/>
       <w:outlineLvl w:val="5"/>
     </w:pPr>
     <w:rPr>
-      <w:rFonts w:asciiTheme="majorHAnsi" w:cstheme="majorBidi" w:eastAsiaTheme="majorEastAsia" w:hAnsiTheme="majorHAnsi"/>
-      <w:color w:themeColor="accent1" w:val="4472C4"/>
-    </w:rPr>
-  </w:style>
-  <w:style w:styleId="Heading7" w:type="paragraph">
+      <w:rFonts w:asciiTheme="majorHAnsi" w:eastAsiaTheme="majorEastAsia" w:hAnsiTheme="majorHAnsi" w:cstheme="majorBidi"/>
+      <w:color w:val="4472C4" w:themeColor="accent1"/>
+    </w:rPr>
+  </w:style>
+  <w:style w:type="paragraph" w:styleId="Heading7">
     <w:name w:val="heading 7"/>
     <w:basedOn w:val="Normal"/>
     <w:next w:val="BodyText"/>
@@ -751,15 +765,15 @@
     <w:pPr>
       <w:keepNext/>
       <w:keepLines/>
-      <w:spacing w:after="0" w:before="200"/>
+      <w:spacing w:before="200" w:after="0"/>
       <w:outlineLvl w:val="6"/>
     </w:pPr>
     <w:rPr>
-      <w:rFonts w:asciiTheme="majorHAnsi" w:cstheme="majorBidi" w:eastAsiaTheme="majorEastAsia" w:hAnsiTheme="majorHAnsi"/>
-      <w:color w:themeColor="accent1" w:val="4472C4"/>
-    </w:rPr>
-  </w:style>
-  <w:style w:styleId="Heading8" w:type="paragraph">
+      <w:rFonts w:asciiTheme="majorHAnsi" w:eastAsiaTheme="majorEastAsia" w:hAnsiTheme="majorHAnsi" w:cstheme="majorBidi"/>
+      <w:color w:val="4472C4" w:themeColor="accent1"/>
+    </w:rPr>
+  </w:style>
+  <w:style w:type="paragraph" w:styleId="Heading8">
     <w:name w:val="heading 8"/>
     <w:basedOn w:val="Normal"/>
     <w:next w:val="BodyText"/>
@@ -771,15 +785,15 @@
     <w:pPr>
       <w:keepNext/>
       <w:keepLines/>
-      <w:spacing w:after="0" w:before="200"/>
+      <w:spacing w:before="200" w:after="0"/>
       <w:outlineLvl w:val="7"/>
     </w:pPr>
     <w:rPr>
-      <w:rFonts w:asciiTheme="majorHAnsi" w:cstheme="majorBidi" w:eastAsiaTheme="majorEastAsia" w:hAnsiTheme="majorHAnsi"/>
-      <w:color w:themeColor="accent1" w:val="4472C4"/>
-    </w:rPr>
-  </w:style>
-  <w:style w:styleId="Heading9" w:type="paragraph">
+      <w:rFonts w:asciiTheme="majorHAnsi" w:eastAsiaTheme="majorEastAsia" w:hAnsiTheme="majorHAnsi" w:cstheme="majorBidi"/>
+      <w:color w:val="4472C4" w:themeColor="accent1"/>
+    </w:rPr>
+  </w:style>
+  <w:style w:type="paragraph" w:styleId="Heading9">
     <w:name w:val="heading 9"/>
     <w:basedOn w:val="Normal"/>
     <w:next w:val="BodyText"/>
@@ -791,167 +805,167 @@
     <w:pPr>
       <w:keepNext/>
       <w:keepLines/>
-      <w:spacing w:after="0" w:before="200"/>
+      <w:spacing w:before="200" w:after="0"/>
       <w:outlineLvl w:val="8"/>
     </w:pPr>
     <w:rPr>
-      <w:rFonts w:asciiTheme="majorHAnsi" w:cstheme="majorBidi" w:eastAsiaTheme="majorEastAsia" w:hAnsiTheme="majorHAnsi"/>
-      <w:color w:themeColor="accent1" w:val="4472C4"/>
-    </w:rPr>
-  </w:style>
-  <w:style w:default="1" w:styleId="DefaultParagraphFont" w:type="character">
+      <w:rFonts w:asciiTheme="majorHAnsi" w:eastAsiaTheme="majorEastAsia" w:hAnsiTheme="majorHAnsi" w:cstheme="majorBidi"/>
+      <w:color w:val="4472C4" w:themeColor="accent1"/>
+    </w:rPr>
+  </w:style>
+  <w:style w:type="character" w:default="1" w:styleId="DefaultParagraphFont">
     <w:name w:val="Default Paragraph Font"/>
     <w:uiPriority w:val="1"/>
     <w:semiHidden/>
     <w:unhideWhenUsed/>
   </w:style>
-  <w:style w:default="1" w:styleId="TableNormal" w:type="table">
+  <w:style w:type="table" w:default="1" w:styleId="TableNormal">
     <w:name w:val="Normal Table"/>
     <w:uiPriority w:val="99"/>
     <w:semiHidden/>
     <w:unhideWhenUsed/>
     <w:tblPr>
-      <w:tblInd w:type="dxa" w:w="0"/>
+      <w:tblInd w:w="0" w:type="dxa"/>
       <w:tblCellMar>
-        <w:top w:type="dxa" w:w="0"/>
-        <w:left w:type="dxa" w:w="108"/>
-        <w:bottom w:type="dxa" w:w="0"/>
-        <w:right w:type="dxa" w:w="108"/>
+        <w:top w:w="0" w:type="dxa"/>
+        <w:left w:w="108" w:type="dxa"/>
+        <w:bottom w:w="0" w:type="dxa"/>
+        <w:right w:w="108" w:type="dxa"/>
       </w:tblCellMar>
     </w:tblPr>
   </w:style>
-  <w:style w:default="1" w:styleId="NoList" w:type="numbering">
+  <w:style w:type="numbering" w:default="1" w:styleId="NoList">
     <w:name w:val="No List"/>
     <w:uiPriority w:val="99"/>
     <w:semiHidden/>
     <w:unhideWhenUsed/>
   </w:style>
-  <w:style w:customStyle="1" w:styleId="Heading1Char" w:type="character">
+  <w:style w:type="character" w:customStyle="1" w:styleId="Heading1Char">
     <w:name w:val="Heading 1 Char"/>
     <w:basedOn w:val="DefaultParagraphFont"/>
     <w:link w:val="Heading1"/>
     <w:uiPriority w:val="9"/>
     <w:rsid w:val="007A3F98"/>
     <w:rPr>
-      <w:rFonts w:asciiTheme="majorHAnsi" w:cstheme="majorBidi" w:eastAsiaTheme="majorEastAsia" w:hAnsiTheme="majorHAnsi"/>
+      <w:rFonts w:asciiTheme="majorHAnsi" w:eastAsiaTheme="majorEastAsia" w:hAnsiTheme="majorHAnsi" w:cstheme="majorBidi"/>
       <w:b/>
       <w:bCs/>
-      <w:color w:themeColor="accent1" w:val="4472C4"/>
+      <w:color w:val="4472C4" w:themeColor="accent1"/>
       <w:sz w:val="32"/>
       <w:szCs w:val="32"/>
     </w:rPr>
   </w:style>
-  <w:style w:customStyle="1" w:styleId="Heading2Char" w:type="character">
+  <w:style w:type="character" w:customStyle="1" w:styleId="Heading2Char">
     <w:name w:val="Heading 2 Char"/>
     <w:basedOn w:val="DefaultParagraphFont"/>
     <w:link w:val="Heading2"/>
     <w:uiPriority w:val="9"/>
     <w:rsid w:val="007A3F98"/>
     <w:rPr>
-      <w:rFonts w:asciiTheme="majorHAnsi" w:cstheme="majorBidi" w:eastAsiaTheme="majorEastAsia" w:hAnsiTheme="majorHAnsi"/>
+      <w:rFonts w:asciiTheme="majorHAnsi" w:eastAsiaTheme="majorEastAsia" w:hAnsiTheme="majorHAnsi" w:cstheme="majorBidi"/>
       <w:b/>
       <w:bCs/>
-      <w:color w:themeColor="accent1" w:val="4472C4"/>
+      <w:color w:val="4472C4" w:themeColor="accent1"/>
       <w:sz w:val="28"/>
       <w:szCs w:val="28"/>
     </w:rPr>
   </w:style>
-  <w:style w:customStyle="1" w:styleId="Heading3Char" w:type="character">
+  <w:style w:type="character" w:customStyle="1" w:styleId="Heading3Char">
     <w:name w:val="Heading 3 Char"/>
     <w:basedOn w:val="DefaultParagraphFont"/>
     <w:link w:val="Heading3"/>
     <w:uiPriority w:val="9"/>
     <w:rsid w:val="007A3F98"/>
     <w:rPr>
-      <w:rFonts w:asciiTheme="majorHAnsi" w:cstheme="majorBidi" w:eastAsiaTheme="majorEastAsia" w:hAnsiTheme="majorHAnsi"/>
+      <w:rFonts w:asciiTheme="majorHAnsi" w:eastAsiaTheme="majorEastAsia" w:hAnsiTheme="majorHAnsi" w:cstheme="majorBidi"/>
       <w:b/>
       <w:bCs/>
-      <w:color w:themeColor="accent1" w:val="4472C4"/>
-    </w:rPr>
-  </w:style>
-  <w:style w:customStyle="1" w:styleId="Heading4Char" w:type="character">
+      <w:color w:val="4472C4" w:themeColor="accent1"/>
+    </w:rPr>
+  </w:style>
+  <w:style w:type="character" w:customStyle="1" w:styleId="Heading4Char">
     <w:name w:val="Heading 4 Char"/>
     <w:basedOn w:val="DefaultParagraphFont"/>
     <w:link w:val="Heading4"/>
     <w:uiPriority w:val="9"/>
     <w:rsid w:val="007A3F98"/>
     <w:rPr>
-      <w:rFonts w:asciiTheme="majorHAnsi" w:cstheme="majorBidi" w:eastAsiaTheme="majorEastAsia" w:hAnsiTheme="majorHAnsi"/>
+      <w:rFonts w:asciiTheme="majorHAnsi" w:eastAsiaTheme="majorEastAsia" w:hAnsiTheme="majorHAnsi" w:cstheme="majorBidi"/>
       <w:bCs/>
       <w:i/>
-      <w:color w:themeColor="accent1" w:val="4472C4"/>
-    </w:rPr>
-  </w:style>
-  <w:style w:customStyle="1" w:styleId="Heading5Char" w:type="character">
+      <w:color w:val="4472C4" w:themeColor="accent1"/>
+    </w:rPr>
+  </w:style>
+  <w:style w:type="character" w:customStyle="1" w:styleId="Heading5Char">
     <w:name w:val="Heading 5 Char"/>
     <w:basedOn w:val="DefaultParagraphFont"/>
     <w:link w:val="Heading5"/>
     <w:uiPriority w:val="9"/>
     <w:rsid w:val="007A3F98"/>
     <w:rPr>
-      <w:rFonts w:asciiTheme="majorHAnsi" w:cstheme="majorBidi" w:eastAsiaTheme="majorEastAsia" w:hAnsiTheme="majorHAnsi"/>
+      <w:rFonts w:asciiTheme="majorHAnsi" w:eastAsiaTheme="majorEastAsia" w:hAnsiTheme="majorHAnsi" w:cstheme="majorBidi"/>
       <w:iCs/>
-      <w:color w:themeColor="accent1" w:val="4472C4"/>
-    </w:rPr>
-  </w:style>
-  <w:style w:customStyle="1" w:styleId="Heading6Char" w:type="character">
+      <w:color w:val="4472C4" w:themeColor="accent1"/>
+    </w:rPr>
+  </w:style>
+  <w:style w:type="character" w:customStyle="1" w:styleId="Heading6Char">
     <w:name w:val="Heading 6 Char"/>
     <w:basedOn w:val="DefaultParagraphFont"/>
     <w:link w:val="Heading6"/>
     <w:uiPriority w:val="9"/>
     <w:rsid w:val="007A3F98"/>
     <w:rPr>
-      <w:rFonts w:asciiTheme="majorHAnsi" w:cstheme="majorBidi" w:eastAsiaTheme="majorEastAsia" w:hAnsiTheme="majorHAnsi"/>
-      <w:color w:themeColor="accent1" w:val="4472C4"/>
-    </w:rPr>
-  </w:style>
-  <w:style w:customStyle="1" w:styleId="Heading7Char" w:type="character">
+      <w:rFonts w:asciiTheme="majorHAnsi" w:eastAsiaTheme="majorEastAsia" w:hAnsiTheme="majorHAnsi" w:cstheme="majorBidi"/>
+      <w:color w:val="4472C4" w:themeColor="accent1"/>
+    </w:rPr>
+  </w:style>
+  <w:style w:type="character" w:customStyle="1" w:styleId="Heading7Char">
     <w:name w:val="Heading 7 Char"/>
     <w:basedOn w:val="DefaultParagraphFont"/>
     <w:link w:val="Heading7"/>
     <w:uiPriority w:val="9"/>
     <w:rsid w:val="007A3F98"/>
     <w:rPr>
-      <w:rFonts w:asciiTheme="majorHAnsi" w:cstheme="majorBidi" w:eastAsiaTheme="majorEastAsia" w:hAnsiTheme="majorHAnsi"/>
-      <w:color w:themeColor="accent1" w:val="4472C4"/>
-    </w:rPr>
-  </w:style>
-  <w:style w:customStyle="1" w:styleId="Heading8Char" w:type="character">
+      <w:rFonts w:asciiTheme="majorHAnsi" w:eastAsiaTheme="majorEastAsia" w:hAnsiTheme="majorHAnsi" w:cstheme="majorBidi"/>
+      <w:color w:val="4472C4" w:themeColor="accent1"/>
+    </w:rPr>
+  </w:style>
+  <w:style w:type="character" w:customStyle="1" w:styleId="Heading8Char">
     <w:name w:val="Heading 8 Char"/>
     <w:basedOn w:val="DefaultParagraphFont"/>
     <w:link w:val="Heading8"/>
     <w:uiPriority w:val="9"/>
     <w:rsid w:val="007A3F98"/>
     <w:rPr>
-      <w:rFonts w:asciiTheme="majorHAnsi" w:cstheme="majorBidi" w:eastAsiaTheme="majorEastAsia" w:hAnsiTheme="majorHAnsi"/>
-      <w:color w:themeColor="accent1" w:val="4472C4"/>
-    </w:rPr>
-  </w:style>
-  <w:style w:customStyle="1" w:styleId="Heading9Char" w:type="character">
+      <w:rFonts w:asciiTheme="majorHAnsi" w:eastAsiaTheme="majorEastAsia" w:hAnsiTheme="majorHAnsi" w:cstheme="majorBidi"/>
+      <w:color w:val="4472C4" w:themeColor="accent1"/>
+    </w:rPr>
+  </w:style>
+  <w:style w:type="character" w:customStyle="1" w:styleId="Heading9Char">
     <w:name w:val="Heading 9 Char"/>
     <w:basedOn w:val="DefaultParagraphFont"/>
     <w:link w:val="Heading9"/>
     <w:uiPriority w:val="9"/>
     <w:rsid w:val="007A3F98"/>
     <w:rPr>
-      <w:rFonts w:asciiTheme="majorHAnsi" w:cstheme="majorBidi" w:eastAsiaTheme="majorEastAsia" w:hAnsiTheme="majorHAnsi"/>
-      <w:color w:themeColor="accent1" w:val="4472C4"/>
-    </w:rPr>
-  </w:style>
-  <w:style w:styleId="BodyText" w:type="paragraph">
+      <w:rFonts w:asciiTheme="majorHAnsi" w:eastAsiaTheme="majorEastAsia" w:hAnsiTheme="majorHAnsi" w:cstheme="majorBidi"/>
+      <w:color w:val="4472C4" w:themeColor="accent1"/>
+    </w:rPr>
+  </w:style>
+  <w:style w:type="paragraph" w:styleId="BodyText">
     <w:name w:val="Body Text"/>
     <w:basedOn w:val="Normal"/>
     <w:link w:val="BodyTextChar"/>
     <w:autoRedefine/>
     <w:rsid w:val="007A3F98"/>
     <w:pPr>
-      <w:spacing w:after="180" w:before="180"/>
-    </w:pPr>
-    <w:rPr>
-      <w:sz w:val="22"/>
-    </w:rPr>
-  </w:style>
-  <w:style w:customStyle="1" w:styleId="BodyTextChar" w:type="character">
+      <w:spacing w:before="180" w:after="180"/>
+    </w:pPr>
+    <w:rPr>
+      <w:sz w:val="22"/>
+    </w:rPr>
+  </w:style>
+  <w:style w:type="character" w:customStyle="1" w:styleId="BodyTextChar">
     <w:name w:val="Body Text Char"/>
     <w:basedOn w:val="DefaultParagraphFont"/>
     <w:link w:val="BodyText"/>
@@ -960,29 +974,29 @@
       <w:sz w:val="22"/>
     </w:rPr>
   </w:style>
-  <w:style w:customStyle="1" w:styleId="FirstParagraph" w:type="paragraph">
+  <w:style w:type="paragraph" w:customStyle="1" w:styleId="FirstParagraph">
     <w:name w:val="First Paragraph"/>
     <w:basedOn w:val="BodyText"/>
     <w:next w:val="BodyText"/>
     <w:qFormat/>
     <w:rsid w:val="007A3F98"/>
   </w:style>
-  <w:style w:customStyle="1" w:styleId="Compact" w:type="paragraph">
+  <w:style w:type="paragraph" w:customStyle="1" w:styleId="Compact">
     <w:name w:val="Compact"/>
     <w:basedOn w:val="BodyText"/>
     <w:qFormat/>
     <w:rsid w:val="00522641"/>
     <w:pPr>
       <w:pBdr>
-        <w:top w:color="auto" w:space="1" w:sz="4" w:val="single"/>
-        <w:left w:color="auto" w:space="4" w:sz="4" w:val="single"/>
-        <w:bottom w:color="auto" w:space="1" w:sz="4" w:val="single"/>
-        <w:right w:color="auto" w:space="4" w:sz="4" w:val="single"/>
+        <w:top w:val="single" w:sz="4" w:space="1" w:color="auto"/>
+        <w:left w:val="single" w:sz="4" w:space="4" w:color="auto"/>
+        <w:bottom w:val="single" w:sz="4" w:space="1" w:color="auto"/>
+        <w:right w:val="single" w:sz="4" w:space="4" w:color="auto"/>
       </w:pBdr>
-      <w:spacing w:after="36" w:before="36"/>
-    </w:pPr>
-  </w:style>
-  <w:style w:styleId="Title" w:type="paragraph">
+      <w:spacing w:before="36" w:after="36"/>
+    </w:pPr>
+  </w:style>
+  <w:style w:type="paragraph" w:styleId="Title">
     <w:name w:val="Title"/>
     <w:basedOn w:val="Normal"/>
     <w:next w:val="BodyText"/>
@@ -992,33 +1006,33 @@
     <w:pPr>
       <w:keepNext/>
       <w:keepLines/>
-      <w:spacing w:after="240" w:before="480"/>
+      <w:spacing w:before="480" w:after="240"/>
       <w:jc w:val="center"/>
     </w:pPr>
     <w:rPr>
-      <w:rFonts w:asciiTheme="majorHAnsi" w:cstheme="majorBidi" w:eastAsiaTheme="majorEastAsia" w:hAnsiTheme="majorHAnsi"/>
+      <w:rFonts w:asciiTheme="majorHAnsi" w:eastAsiaTheme="majorEastAsia" w:hAnsiTheme="majorHAnsi" w:cstheme="majorBidi"/>
       <w:b/>
       <w:bCs/>
-      <w:color w:themeColor="text1" w:val="000000"/>
+      <w:color w:val="000000" w:themeColor="text1"/>
       <w:sz w:val="36"/>
       <w:szCs w:val="36"/>
     </w:rPr>
   </w:style>
-  <w:style w:customStyle="1" w:styleId="TitleChar" w:type="character">
+  <w:style w:type="character" w:customStyle="1" w:styleId="TitleChar">
     <w:name w:val="Title Char"/>
     <w:basedOn w:val="DefaultParagraphFont"/>
     <w:link w:val="Title"/>
     <w:rsid w:val="007A3F98"/>
     <w:rPr>
-      <w:rFonts w:asciiTheme="majorHAnsi" w:cstheme="majorBidi" w:eastAsiaTheme="majorEastAsia" w:hAnsiTheme="majorHAnsi"/>
+      <w:rFonts w:asciiTheme="majorHAnsi" w:eastAsiaTheme="majorEastAsia" w:hAnsiTheme="majorHAnsi" w:cstheme="majorBidi"/>
       <w:b/>
       <w:bCs/>
-      <w:color w:themeColor="text1" w:val="000000"/>
+      <w:color w:val="000000" w:themeColor="text1"/>
       <w:sz w:val="36"/>
       <w:szCs w:val="36"/>
     </w:rPr>
   </w:style>
-  <w:style w:styleId="Subtitle" w:type="paragraph">
+  <w:style w:type="paragraph" w:styleId="Subtitle">
     <w:name w:val="Subtitle"/>
     <w:basedOn w:val="Title"/>
     <w:next w:val="BodyText"/>
@@ -1033,21 +1047,21 @@
       <w:szCs w:val="30"/>
     </w:rPr>
   </w:style>
-  <w:style w:customStyle="1" w:styleId="SubtitleChar" w:type="character">
+  <w:style w:type="character" w:customStyle="1" w:styleId="SubtitleChar">
     <w:name w:val="Subtitle Char"/>
     <w:basedOn w:val="DefaultParagraphFont"/>
     <w:link w:val="Subtitle"/>
     <w:rsid w:val="007A3F98"/>
     <w:rPr>
-      <w:rFonts w:asciiTheme="majorHAnsi" w:cstheme="majorBidi" w:eastAsiaTheme="majorEastAsia" w:hAnsiTheme="majorHAnsi"/>
+      <w:rFonts w:asciiTheme="majorHAnsi" w:eastAsiaTheme="majorEastAsia" w:hAnsiTheme="majorHAnsi" w:cstheme="majorBidi"/>
       <w:b/>
       <w:bCs/>
-      <w:color w:themeColor="accent1" w:themeShade="B5" w:val="2D4F8E"/>
+      <w:color w:val="2D4F8E" w:themeColor="accent1" w:themeShade="B5"/>
       <w:sz w:val="30"/>
       <w:szCs w:val="30"/>
     </w:rPr>
   </w:style>
-  <w:style w:customStyle="1" w:styleId="Author" w:type="paragraph">
+  <w:style w:type="paragraph" w:customStyle="1" w:styleId="Author">
     <w:name w:val="Author"/>
     <w:next w:val="BodyText"/>
     <w:autoRedefine/>
@@ -1060,7 +1074,7 @@
       <w:jc w:val="center"/>
     </w:pPr>
   </w:style>
-  <w:style w:styleId="Date" w:type="paragraph">
+  <w:style w:type="paragraph" w:styleId="Date">
     <w:name w:val="Date"/>
     <w:next w:val="BodyText"/>
     <w:link w:val="DateChar"/>
@@ -1076,7 +1090,7 @@
       <w:sz w:val="22"/>
     </w:rPr>
   </w:style>
-  <w:style w:customStyle="1" w:styleId="DateChar" w:type="character">
+  <w:style w:type="character" w:customStyle="1" w:styleId="DateChar">
     <w:name w:val="Date Char"/>
     <w:basedOn w:val="DefaultParagraphFont"/>
     <w:link w:val="Date"/>
@@ -1085,7 +1099,7 @@
       <w:sz w:val="22"/>
     </w:rPr>
   </w:style>
-  <w:style w:customStyle="1" w:styleId="Abstract" w:type="paragraph">
+  <w:style w:type="paragraph" w:customStyle="1" w:styleId="Abstract">
     <w:name w:val="Abstract"/>
     <w:basedOn w:val="Normal"/>
     <w:next w:val="BodyText"/>
@@ -1094,14 +1108,14 @@
     <w:pPr>
       <w:keepNext/>
       <w:keepLines/>
-      <w:spacing w:after="300" w:before="300"/>
+      <w:spacing w:before="300" w:after="300"/>
     </w:pPr>
     <w:rPr>
       <w:sz w:val="20"/>
       <w:szCs w:val="20"/>
     </w:rPr>
   </w:style>
-  <w:style w:styleId="BlockText" w:type="paragraph">
+  <w:style w:type="paragraph" w:styleId="BlockText">
     <w:name w:val="Block Text"/>
     <w:basedOn w:val="BodyText"/>
     <w:next w:val="BodyText"/>
@@ -1111,11 +1125,11 @@
     <w:qFormat/>
     <w:rsid w:val="007A3F98"/>
     <w:pPr>
-      <w:spacing w:after="100" w:before="100"/>
+      <w:spacing w:before="100" w:after="100"/>
       <w:ind w:left="480" w:right="480"/>
     </w:pPr>
   </w:style>
-  <w:style w:styleId="FootnoteText" w:type="paragraph">
+  <w:style w:type="paragraph" w:styleId="FootnoteText">
     <w:name w:val="footnote text"/>
     <w:basedOn w:val="Normal"/>
     <w:link w:val="FootnoteTextChar"/>
@@ -1125,14 +1139,14 @@
     <w:qFormat/>
     <w:rsid w:val="007A3F98"/>
   </w:style>
-  <w:style w:customStyle="1" w:styleId="FootnoteTextChar" w:type="character">
+  <w:style w:type="character" w:customStyle="1" w:styleId="FootnoteTextChar">
     <w:name w:val="Footnote Text Char"/>
     <w:basedOn w:val="DefaultParagraphFont"/>
     <w:link w:val="FootnoteText"/>
     <w:uiPriority w:val="9"/>
     <w:rsid w:val="007A3F98"/>
   </w:style>
-  <w:style w:customStyle="1" w:styleId="Table" w:type="table">
+  <w:style w:type="table" w:customStyle="1" w:styleId="Table">
     <w:name w:val="Table"/>
     <w:semiHidden/>
     <w:unhideWhenUsed/>
@@ -1142,16 +1156,16 @@
       <w:spacing w:after="200"/>
     </w:pPr>
     <w:tblPr>
-      <w:tblInd w:type="dxa" w:w="0"/>
+      <w:tblInd w:w="0" w:type="dxa"/>
       <w:tblCellMar>
-        <w:top w:type="dxa" w:w="0"/>
-        <w:left w:type="dxa" w:w="108"/>
-        <w:bottom w:type="dxa" w:w="0"/>
-        <w:right w:type="dxa" w:w="108"/>
+        <w:top w:w="0" w:type="dxa"/>
+        <w:left w:w="108" w:type="dxa"/>
+        <w:bottom w:w="0" w:type="dxa"/>
+        <w:right w:w="108" w:type="dxa"/>
       </w:tblCellMar>
     </w:tblPr>
   </w:style>
-  <w:style w:customStyle="1" w:styleId="DefinitionTerm" w:type="paragraph">
+  <w:style w:type="paragraph" w:customStyle="1" w:styleId="DefinitionTerm">
     <w:name w:val="Definition Term"/>
     <w:basedOn w:val="Normal"/>
     <w:next w:val="Definition"/>
@@ -1166,7 +1180,7 @@
       <w:sz w:val="22"/>
     </w:rPr>
   </w:style>
-  <w:style w:customStyle="1" w:styleId="Definition" w:type="paragraph">
+  <w:style w:type="paragraph" w:customStyle="1" w:styleId="Definition">
     <w:name w:val="Definition"/>
     <w:basedOn w:val="Normal"/>
     <w:autoRedefine/>
@@ -1175,7 +1189,7 @@
       <w:sz w:val="22"/>
     </w:rPr>
   </w:style>
-  <w:style w:customStyle="1" w:styleId="TableCaption" w:type="paragraph">
+  <w:style w:type="paragraph" w:customStyle="1" w:styleId="TableCaption">
     <w:name w:val="Table Caption"/>
     <w:basedOn w:val="Caption"/>
     <w:autoRedefine/>
@@ -1191,7 +1205,7 @@
       <w:szCs w:val="24"/>
     </w:rPr>
   </w:style>
-  <w:style w:customStyle="1" w:styleId="ImageCaption" w:type="paragraph">
+  <w:style w:type="paragraph" w:customStyle="1" w:styleId="ImageCaption">
     <w:name w:val="Image Caption"/>
     <w:basedOn w:val="Caption"/>
     <w:autoRedefine/>
@@ -1206,17 +1220,18 @@
       <w:szCs w:val="24"/>
     </w:rPr>
   </w:style>
-  <w:style w:customStyle="1" w:styleId="VerbatimChar" w:type="character">
+  <w:style w:type="character" w:customStyle="1" w:styleId="VerbatimChar">
     <w:name w:val="Verbatim Char"/>
     <w:basedOn w:val="DefaultParagraphFont"/>
-    <w:qFormat/>
-    <w:rsid w:val="007A3F98"/>
-    <w:rPr>
-      <w:rFonts w:ascii="Consolas" w:hAnsi="Consolas"/>
-      <w:sz w:val="22"/>
-    </w:rPr>
-  </w:style>
-  <w:style w:styleId="FootnoteReference" w:type="character">
+    <w:link w:val="SourceCode"/>
+    <w:qFormat/>
+    <w:rsid w:val="007A3F98"/>
+    <w:rPr>
+      <w:rFonts w:ascii="Consolas" w:hAnsi="Consolas"/>
+      <w:sz w:val="22"/>
+    </w:rPr>
+  </w:style>
+  <w:style w:type="character" w:styleId="FootnoteReference">
     <w:name w:val="footnote reference"/>
     <w:basedOn w:val="DefaultParagraphFont"/>
     <w:rsid w:val="007A3F98"/>
@@ -1225,17 +1240,17 @@
       <w:vertAlign w:val="superscript"/>
     </w:rPr>
   </w:style>
-  <w:style w:styleId="Hyperlink" w:type="character">
+  <w:style w:type="character" w:styleId="Hyperlink">
     <w:name w:val="Hyperlink"/>
     <w:basedOn w:val="DefaultParagraphFont"/>
     <w:rsid w:val="007A3F98"/>
     <w:rPr>
       <w:rFonts w:asciiTheme="minorHAnsi" w:hAnsiTheme="minorHAnsi"/>
-      <w:color w:themeColor="accent1" w:val="4472C4"/>
-      <w:sz w:val="22"/>
-    </w:rPr>
-  </w:style>
-  <w:style w:styleId="Caption" w:type="paragraph">
+      <w:color w:val="4472C4" w:themeColor="accent1"/>
+      <w:sz w:val="22"/>
+    </w:rPr>
+  </w:style>
+  <w:style w:type="paragraph" w:styleId="Caption">
     <w:name w:val="caption"/>
     <w:basedOn w:val="Normal"/>
     <w:next w:val="Normal"/>
@@ -1247,12 +1262,12 @@
     <w:rPr>
       <w:i/>
       <w:iCs/>
-      <w:color w:themeColor="text2" w:val="44546A"/>
+      <w:color w:val="44546A" w:themeColor="text2"/>
       <w:sz w:val="18"/>
       <w:szCs w:val="18"/>
     </w:rPr>
   </w:style>
-  <w:style w:styleId="Strong" w:type="character">
+  <w:style w:type="character" w:styleId="Strong">
     <w:name w:val="Strong"/>
     <w:basedOn w:val="DefaultParagraphFont"/>
     <w:uiPriority w:val="22"/>
@@ -1265,7 +1280,7 @@
       <w:sz w:val="22"/>
     </w:rPr>
   </w:style>
-  <w:style w:styleId="ListParagraph" w:type="paragraph">
+  <w:style w:type="paragraph" w:styleId="ListParagraph">
     <w:name w:val="List Paragraph"/>
     <w:basedOn w:val="Normal"/>
     <w:autoRedefine/>
@@ -1277,7 +1292,7 @@
       <w:contextualSpacing/>
     </w:pPr>
   </w:style>
-  <w:style w:styleId="FollowedHyperlink" w:type="character">
+  <w:style w:type="character" w:styleId="FollowedHyperlink">
     <w:name w:val="FollowedHyperlink"/>
     <w:basedOn w:val="DefaultParagraphFont"/>
     <w:uiPriority w:val="99"/>
@@ -1285,23 +1300,23 @@
     <w:unhideWhenUsed/>
     <w:rsid w:val="007A3F98"/>
     <w:rPr>
-      <w:color w:themeColor="followedHyperlink" w:val="954F72"/>
+      <w:color w:val="954F72" w:themeColor="followedHyperlink"/>
       <w:u w:val="single"/>
     </w:rPr>
   </w:style>
-  <w:style w:styleId="TableGrid" w:type="table">
+  <w:style w:type="table" w:styleId="TableGrid">
     <w:name w:val="Table Grid"/>
     <w:basedOn w:val="TableNormal"/>
     <w:uiPriority w:val="39"/>
     <w:rsid w:val="00BD709A"/>
     <w:tblPr>
       <w:tblBorders>
-        <w:top w:color="auto" w:space="0" w:sz="4" w:val="single"/>
-        <w:left w:color="auto" w:space="0" w:sz="4" w:val="single"/>
-        <w:bottom w:color="auto" w:space="0" w:sz="4" w:val="single"/>
-        <w:right w:color="auto" w:space="0" w:sz="4" w:val="single"/>
-        <w:insideH w:color="auto" w:space="0" w:sz="4" w:val="single"/>
-        <w:insideV w:color="auto" w:space="0" w:sz="4" w:val="single"/>
+        <w:top w:val="single" w:sz="4" w:space="0" w:color="auto"/>
+        <w:left w:val="single" w:sz="4" w:space="0" w:color="auto"/>
+        <w:bottom w:val="single" w:sz="4" w:space="0" w:color="auto"/>
+        <w:right w:val="single" w:sz="4" w:space="0" w:color="auto"/>
+        <w:insideH w:val="single" w:sz="4" w:space="0" w:color="auto"/>
+        <w:insideV w:val="single" w:sz="4" w:space="0" w:color="auto"/>
       </w:tblBorders>
     </w:tblPr>
   </w:style>
@@ -1310,234 +1325,299 @@
     <w:basedOn w:val="Normal"/>
     <w:link w:val="VerbatimChar"/>
     <w:pPr>
-      <w:wordWrap w:val="off"/>
+      <w:wordWrap w:val="0"/>
     </w:pPr>
   </w:style>
   <w:style w:type="character" w:customStyle="1" w:styleId="KeywordTok">
     <w:name w:val="KeywordTok"/>
     <w:basedOn w:val="VerbatimChar"/>
     <w:rPr>
+      <w:rFonts w:ascii="Consolas" w:hAnsi="Consolas"/>
+      <w:b/>
       <w:color w:val="007020"/>
-      <w:b/>
+      <w:sz w:val="22"/>
     </w:rPr>
   </w:style>
   <w:style w:type="character" w:customStyle="1" w:styleId="DataTypeTok">
     <w:name w:val="DataTypeTok"/>
     <w:basedOn w:val="VerbatimChar"/>
     <w:rPr>
+      <w:rFonts w:ascii="Consolas" w:hAnsi="Consolas"/>
       <w:color w:val="902000"/>
+      <w:sz w:val="22"/>
     </w:rPr>
   </w:style>
   <w:style w:type="character" w:customStyle="1" w:styleId="DecValTok">
     <w:name w:val="DecValTok"/>
     <w:basedOn w:val="VerbatimChar"/>
     <w:rPr>
-      <w:color w:val="40a070"/>
+      <w:rFonts w:ascii="Consolas" w:hAnsi="Consolas"/>
+      <w:color w:val="40A070"/>
+      <w:sz w:val="22"/>
     </w:rPr>
   </w:style>
   <w:style w:type="character" w:customStyle="1" w:styleId="BaseNTok">
     <w:name w:val="BaseNTok"/>
     <w:basedOn w:val="VerbatimChar"/>
     <w:rPr>
-      <w:color w:val="40a070"/>
+      <w:rFonts w:ascii="Consolas" w:hAnsi="Consolas"/>
+      <w:color w:val="40A070"/>
+      <w:sz w:val="22"/>
     </w:rPr>
   </w:style>
   <w:style w:type="character" w:customStyle="1" w:styleId="FloatTok">
     <w:name w:val="FloatTok"/>
     <w:basedOn w:val="VerbatimChar"/>
     <w:rPr>
-      <w:color w:val="40a070"/>
+      <w:rFonts w:ascii="Consolas" w:hAnsi="Consolas"/>
+      <w:color w:val="40A070"/>
+      <w:sz w:val="22"/>
     </w:rPr>
   </w:style>
   <w:style w:type="character" w:customStyle="1" w:styleId="ConstantTok">
     <w:name w:val="ConstantTok"/>
     <w:basedOn w:val="VerbatimChar"/>
     <w:rPr>
+      <w:rFonts w:ascii="Consolas" w:hAnsi="Consolas"/>
       <w:color w:val="880000"/>
+      <w:sz w:val="22"/>
     </w:rPr>
   </w:style>
   <w:style w:type="character" w:customStyle="1" w:styleId="CharTok">
     <w:name w:val="CharTok"/>
     <w:basedOn w:val="VerbatimChar"/>
     <w:rPr>
-      <w:color w:val="4070a0"/>
+      <w:rFonts w:ascii="Consolas" w:hAnsi="Consolas"/>
+      <w:color w:val="4070A0"/>
+      <w:sz w:val="22"/>
     </w:rPr>
   </w:style>
   <w:style w:type="character" w:customStyle="1" w:styleId="SpecialCharTok">
     <w:name w:val="SpecialCharTok"/>
     <w:basedOn w:val="VerbatimChar"/>
     <w:rPr>
-      <w:color w:val="4070a0"/>
+      <w:rFonts w:ascii="Consolas" w:hAnsi="Consolas"/>
+      <w:color w:val="4070A0"/>
+      <w:sz w:val="22"/>
     </w:rPr>
   </w:style>
   <w:style w:type="character" w:customStyle="1" w:styleId="StringTok">
     <w:name w:val="StringTok"/>
     <w:basedOn w:val="VerbatimChar"/>
     <w:rPr>
-      <w:color w:val="4070a0"/>
+      <w:rFonts w:ascii="Consolas" w:hAnsi="Consolas"/>
+      <w:color w:val="4070A0"/>
+      <w:sz w:val="22"/>
     </w:rPr>
   </w:style>
   <w:style w:type="character" w:customStyle="1" w:styleId="VerbatimStringTok">
     <w:name w:val="VerbatimStringTok"/>
     <w:basedOn w:val="VerbatimChar"/>
     <w:rPr>
-      <w:color w:val="4070a0"/>
+      <w:rFonts w:ascii="Consolas" w:hAnsi="Consolas"/>
+      <w:color w:val="4070A0"/>
+      <w:sz w:val="22"/>
     </w:rPr>
   </w:style>
   <w:style w:type="character" w:customStyle="1" w:styleId="SpecialStringTok">
     <w:name w:val="SpecialStringTok"/>
     <w:basedOn w:val="VerbatimChar"/>
     <w:rPr>
-      <w:color w:val="bb6688"/>
+      <w:rFonts w:ascii="Consolas" w:hAnsi="Consolas"/>
+      <w:color w:val="BB6688"/>
+      <w:sz w:val="22"/>
     </w:rPr>
   </w:style>
   <w:style w:type="character" w:customStyle="1" w:styleId="ImportTok">
     <w:name w:val="ImportTok"/>
     <w:basedOn w:val="VerbatimChar"/>
     <w:rPr>
+      <w:rFonts w:ascii="Consolas" w:hAnsi="Consolas"/>
+      <w:b/>
       <w:color w:val="008000"/>
-      <w:b/>
+      <w:sz w:val="22"/>
     </w:rPr>
   </w:style>
   <w:style w:type="character" w:customStyle="1" w:styleId="CommentTok">
     <w:name w:val="CommentTok"/>
     <w:basedOn w:val="VerbatimChar"/>
     <w:rPr>
-      <w:color w:val="60a0b0"/>
+      <w:rFonts w:ascii="Consolas" w:hAnsi="Consolas"/>
       <w:i/>
+      <w:color w:val="60A0B0"/>
+      <w:sz w:val="22"/>
     </w:rPr>
   </w:style>
   <w:style w:type="character" w:customStyle="1" w:styleId="DocumentationTok">
     <w:name w:val="DocumentationTok"/>
     <w:basedOn w:val="VerbatimChar"/>
     <w:rPr>
-      <w:color w:val="ba2121"/>
+      <w:rFonts w:ascii="Consolas" w:hAnsi="Consolas"/>
       <w:i/>
+      <w:color w:val="BA2121"/>
+      <w:sz w:val="22"/>
     </w:rPr>
   </w:style>
   <w:style w:type="character" w:customStyle="1" w:styleId="AnnotationTok">
     <w:name w:val="AnnotationTok"/>
     <w:basedOn w:val="VerbatimChar"/>
     <w:rPr>
-      <w:color w:val="60a0b0"/>
+      <w:rFonts w:ascii="Consolas" w:hAnsi="Consolas"/>
       <w:b/>
       <w:i/>
+      <w:color w:val="60A0B0"/>
+      <w:sz w:val="22"/>
     </w:rPr>
   </w:style>
   <w:style w:type="character" w:customStyle="1" w:styleId="CommentVarTok">
     <w:name w:val="CommentVarTok"/>
     <w:basedOn w:val="VerbatimChar"/>
     <w:rPr>
-      <w:color w:val="60a0b0"/>
+      <w:rFonts w:ascii="Consolas" w:hAnsi="Consolas"/>
       <w:b/>
       <w:i/>
+      <w:color w:val="60A0B0"/>
+      <w:sz w:val="22"/>
     </w:rPr>
   </w:style>
   <w:style w:type="character" w:customStyle="1" w:styleId="OtherTok">
     <w:name w:val="OtherTok"/>
     <w:basedOn w:val="VerbatimChar"/>
     <w:rPr>
+      <w:rFonts w:ascii="Consolas" w:hAnsi="Consolas"/>
       <w:color w:val="007020"/>
+      <w:sz w:val="22"/>
     </w:rPr>
   </w:style>
   <w:style w:type="character" w:customStyle="1" w:styleId="FunctionTok">
     <w:name w:val="FunctionTok"/>
     <w:basedOn w:val="VerbatimChar"/>
     <w:rPr>
-      <w:color w:val="06287e"/>
+      <w:rFonts w:ascii="Consolas" w:hAnsi="Consolas"/>
+      <w:color w:val="06287E"/>
+      <w:sz w:val="22"/>
     </w:rPr>
   </w:style>
   <w:style w:type="character" w:customStyle="1" w:styleId="VariableTok">
     <w:name w:val="VariableTok"/>
     <w:basedOn w:val="VerbatimChar"/>
     <w:rPr>
-      <w:color w:val="19177c"/>
+      <w:rFonts w:ascii="Consolas" w:hAnsi="Consolas"/>
+      <w:color w:val="19177C"/>
+      <w:sz w:val="22"/>
     </w:rPr>
   </w:style>
   <w:style w:type="character" w:customStyle="1" w:styleId="ControlFlowTok">
     <w:name w:val="ControlFlowTok"/>
     <w:basedOn w:val="VerbatimChar"/>
     <w:rPr>
+      <w:rFonts w:ascii="Consolas" w:hAnsi="Consolas"/>
+      <w:b/>
       <w:color w:val="007020"/>
-      <w:b/>
+      <w:sz w:val="22"/>
     </w:rPr>
   </w:style>
   <w:style w:type="character" w:customStyle="1" w:styleId="OperatorTok">
     <w:name w:val="OperatorTok"/>
     <w:basedOn w:val="VerbatimChar"/>
     <w:rPr>
+      <w:rFonts w:ascii="Consolas" w:hAnsi="Consolas"/>
       <w:color w:val="666666"/>
+      <w:sz w:val="22"/>
     </w:rPr>
   </w:style>
   <w:style w:type="character" w:customStyle="1" w:styleId="BuiltInTok">
     <w:name w:val="BuiltInTok"/>
     <w:basedOn w:val="VerbatimChar"/>
     <w:rPr>
+      <w:rFonts w:ascii="Consolas" w:hAnsi="Consolas"/>
       <w:color w:val="008000"/>
+      <w:sz w:val="22"/>
     </w:rPr>
   </w:style>
   <w:style w:type="character" w:customStyle="1" w:styleId="ExtensionTok">
     <w:name w:val="ExtensionTok"/>
     <w:basedOn w:val="VerbatimChar"/>
-    <w:rPr/>
+    <w:rPr>
+      <w:rFonts w:ascii="Consolas" w:hAnsi="Consolas"/>
+      <w:sz w:val="22"/>
+    </w:rPr>
   </w:style>
   <w:style w:type="character" w:customStyle="1" w:styleId="PreprocessorTok">
     <w:name w:val="PreprocessorTok"/>
     <w:basedOn w:val="VerbatimChar"/>
     <w:rPr>
-      <w:color w:val="bc7a00"/>
+      <w:rFonts w:ascii="Consolas" w:hAnsi="Consolas"/>
+      <w:color w:val="BC7A00"/>
+      <w:sz w:val="22"/>
     </w:rPr>
   </w:style>
   <w:style w:type="character" w:customStyle="1" w:styleId="AttributeTok">
     <w:name w:val="AttributeTok"/>
     <w:basedOn w:val="VerbatimChar"/>
     <w:rPr>
-      <w:color w:val="7d9029"/>
+      <w:rFonts w:ascii="Consolas" w:hAnsi="Consolas"/>
+      <w:color w:val="7D9029"/>
+      <w:sz w:val="22"/>
     </w:rPr>
   </w:style>
   <w:style w:type="character" w:customStyle="1" w:styleId="RegionMarkerTok">
     <w:name w:val="RegionMarkerTok"/>
     <w:basedOn w:val="VerbatimChar"/>
-    <w:rPr/>
+    <w:rPr>
+      <w:rFonts w:ascii="Consolas" w:hAnsi="Consolas"/>
+      <w:sz w:val="22"/>
+    </w:rPr>
   </w:style>
   <w:style w:type="character" w:customStyle="1" w:styleId="InformationTok">
     <w:name w:val="InformationTok"/>
     <w:basedOn w:val="VerbatimChar"/>
     <w:rPr>
-      <w:color w:val="60a0b0"/>
+      <w:rFonts w:ascii="Consolas" w:hAnsi="Consolas"/>
       <w:b/>
       <w:i/>
+      <w:color w:val="60A0B0"/>
+      <w:sz w:val="22"/>
     </w:rPr>
   </w:style>
   <w:style w:type="character" w:customStyle="1" w:styleId="WarningTok">
     <w:name w:val="WarningTok"/>
     <w:basedOn w:val="VerbatimChar"/>
     <w:rPr>
-      <w:color w:val="60a0b0"/>
+      <w:rFonts w:ascii="Consolas" w:hAnsi="Consolas"/>
       <w:b/>
       <w:i/>
+      <w:color w:val="60A0B0"/>
+      <w:sz w:val="22"/>
     </w:rPr>
   </w:style>
   <w:style w:type="character" w:customStyle="1" w:styleId="AlertTok">
     <w:name w:val="AlertTok"/>
     <w:basedOn w:val="VerbatimChar"/>
     <w:rPr>
-      <w:color w:val="ff0000"/>
+      <w:rFonts w:ascii="Consolas" w:hAnsi="Consolas"/>
       <w:b/>
+      <w:color w:val="FF0000"/>
+      <w:sz w:val="22"/>
     </w:rPr>
   </w:style>
   <w:style w:type="character" w:customStyle="1" w:styleId="ErrorTok">
     <w:name w:val="ErrorTok"/>
     <w:basedOn w:val="VerbatimChar"/>
     <w:rPr>
-      <w:color w:val="ff0000"/>
+      <w:rFonts w:ascii="Consolas" w:hAnsi="Consolas"/>
       <w:b/>
+      <w:color w:val="FF0000"/>
+      <w:sz w:val="22"/>
     </w:rPr>
   </w:style>
   <w:style w:type="character" w:customStyle="1" w:styleId="NormalTok">
     <w:name w:val="NormalTok"/>
     <w:basedOn w:val="VerbatimChar"/>
-    <w:rPr/>
+    <w:rPr>
+      <w:rFonts w:ascii="Consolas" w:hAnsi="Consolas"/>
+      <w:sz w:val="22"/>
+    </w:rPr>
   </w:style>
 </w:styles>
 </file>
